--- a/Course/Submissions/Certification Submissions.docx
+++ b/Course/Submissions/Certification Submissions.docx
@@ -24,7 +24,18 @@
           <w:sz w:val="48"/>
           <w:szCs w:val="48"/>
         </w:rPr>
-        <w:t>CIW Submission Rules</w:t>
+        <w:t>CIW Coursework</w:t>
+      </w:r>
+      <w:r>
+        <w:rPr>
+          <w:rFonts w:ascii="Arial" w:eastAsia="Times New Roman" w:hAnsi="Arial" w:cs="Times New Roman"/>
+          <w:b/>
+          <w:bCs/>
+          <w:kern w:val="36"/>
+          <w:sz w:val="48"/>
+          <w:szCs w:val="48"/>
+        </w:rPr>
+        <w:t xml:space="preserve"> Submission Rules</w:t>
       </w:r>
     </w:p>
     <w:p>
@@ -143,17 +154,111 @@
           <w:sz w:val="24"/>
           <w:szCs w:val="24"/>
         </w:rPr>
-        <w:t xml:space="preserve">, create a new folder named </w:t>
-      </w:r>
-      <w:r>
-        <w:rPr>
-          <w:rFonts w:ascii="Courier New" w:eastAsia="Times New Roman" w:hAnsi="Courier New" w:cs="Courier New"/>
-          <w:b/>
-          <w:bCs/>
-          <w:sz w:val="20"/>
-          <w:szCs w:val="20"/>
-        </w:rPr>
-        <w:t>CIW</w:t>
+        <w:t xml:space="preserve">, </w:t>
+      </w:r>
+      <w:r>
+        <w:rPr>
+          <w:rFonts w:ascii="Arial" w:eastAsia="Times New Roman" w:hAnsi="Arial" w:cs="Times New Roman"/>
+          <w:sz w:val="24"/>
+          <w:szCs w:val="24"/>
+        </w:rPr>
+        <w:t xml:space="preserve">find the </w:t>
+      </w:r>
+      <w:r>
+        <w:rPr>
+          <w:rFonts w:ascii="Arial" w:eastAsia="Times New Roman" w:hAnsi="Arial" w:cs="Times New Roman"/>
+          <w:sz w:val="24"/>
+          <w:szCs w:val="24"/>
+        </w:rPr>
+        <w:t>folder with the same name as the chapter you are working on this week</w:t>
+      </w:r>
+    </w:p>
+    <w:p>
+      <w:pPr>
+        <w:numPr>
+          <w:ilvl w:val="0"/>
+          <w:numId w:val="4"/>
+        </w:numPr>
+        <w:spacing w:before="100" w:beforeAutospacing="1" w:after="100" w:afterAutospacing="1" w:line="240" w:lineRule="auto"/>
+        <w:rPr>
+          <w:rFonts w:ascii="Arial" w:eastAsia="Times New Roman" w:hAnsi="Arial" w:cs="Times New Roman"/>
+          <w:sz w:val="24"/>
+          <w:szCs w:val="24"/>
+        </w:rPr>
+      </w:pPr>
+      <w:r>
+        <w:rPr>
+          <w:rFonts w:ascii="Arial" w:eastAsia="Times New Roman" w:hAnsi="Arial" w:cs="Times New Roman"/>
+          <w:sz w:val="24"/>
+          <w:szCs w:val="24"/>
+        </w:rPr>
+        <w:t>Inside th</w:t>
+      </w:r>
+      <w:r>
+        <w:rPr>
+          <w:rFonts w:ascii="Arial" w:eastAsia="Times New Roman" w:hAnsi="Arial" w:cs="Times New Roman"/>
+          <w:sz w:val="24"/>
+          <w:szCs w:val="24"/>
+        </w:rPr>
+        <w:t xml:space="preserve">at </w:t>
+      </w:r>
+      <w:r>
+        <w:rPr>
+          <w:rFonts w:ascii="Arial" w:eastAsia="Times New Roman" w:hAnsi="Arial" w:cs="Times New Roman"/>
+          <w:sz w:val="24"/>
+          <w:szCs w:val="24"/>
+        </w:rPr>
+        <w:t xml:space="preserve">folder, create a personal folder with </w:t>
+      </w:r>
+      <w:r>
+        <w:rPr>
+          <w:rFonts w:ascii="Arial" w:eastAsia="Times New Roman" w:hAnsi="Arial" w:cs="Times New Roman"/>
+          <w:b/>
+          <w:bCs/>
+          <w:sz w:val="24"/>
+          <w:szCs w:val="24"/>
+        </w:rPr>
+        <w:t xml:space="preserve">your </w:t>
+      </w:r>
+      <w:r>
+        <w:rPr>
+          <w:rFonts w:ascii="Arial" w:eastAsia="Times New Roman" w:hAnsi="Arial" w:cs="Times New Roman"/>
+          <w:b/>
+          <w:bCs/>
+          <w:sz w:val="24"/>
+          <w:szCs w:val="24"/>
+        </w:rPr>
+        <w:t>last</w:t>
+      </w:r>
+      <w:r>
+        <w:rPr>
+          <w:rFonts w:ascii="Arial" w:eastAsia="Times New Roman" w:hAnsi="Arial" w:cs="Times New Roman"/>
+          <w:b/>
+          <w:bCs/>
+          <w:sz w:val="24"/>
+          <w:szCs w:val="24"/>
+        </w:rPr>
+        <w:t xml:space="preserve"> name + </w:t>
+      </w:r>
+      <w:r>
+        <w:rPr>
+          <w:rFonts w:ascii="Arial" w:eastAsia="Times New Roman" w:hAnsi="Arial" w:cs="Times New Roman"/>
+          <w:b/>
+          <w:bCs/>
+          <w:sz w:val="24"/>
+          <w:szCs w:val="24"/>
+        </w:rPr>
+        <w:t>first</w:t>
+      </w:r>
+      <w:r>
+        <w:rPr>
+          <w:rFonts w:ascii="Arial" w:eastAsia="Times New Roman" w:hAnsi="Arial" w:cs="Times New Roman"/>
+          <w:b/>
+          <w:bCs/>
+          <w:sz w:val="24"/>
+          <w:szCs w:val="24"/>
+        </w:rPr>
+        <w:t xml:space="preserve"> name combined, no spaces or hyphens</w:t>
       </w:r>
       <w:r>
         <w:rPr>
@@ -180,12 +285,10 @@
       <w:r>
         <w:rPr>
           <w:rFonts w:ascii="Arial" w:eastAsia="Times New Roman" w:hAnsi="Arial" w:cs="Times New Roman"/>
-          <w:b/>
-          <w:bCs/>
-          <w:sz w:val="24"/>
-          <w:szCs w:val="24"/>
-        </w:rPr>
-        <w:t>Spelling and capitalization must match exactly.</w:t>
+          <w:sz w:val="24"/>
+          <w:szCs w:val="24"/>
+        </w:rPr>
+        <w:t>Use proper capitalization.</w:t>
       </w:r>
     </w:p>
     <w:p>
@@ -207,148 +310,6 @@
           <w:sz w:val="24"/>
           <w:szCs w:val="24"/>
         </w:rPr>
-        <w:t>All CIW submissions for the week will go into this single shared folder.</w:t>
-      </w:r>
-    </w:p>
-    <w:p>
-      <w:pPr>
-        <w:numPr>
-          <w:ilvl w:val="0"/>
-          <w:numId w:val="4"/>
-        </w:numPr>
-        <w:spacing w:before="100" w:beforeAutospacing="1" w:after="100" w:afterAutospacing="1" w:line="240" w:lineRule="auto"/>
-        <w:rPr>
-          <w:rFonts w:ascii="Arial" w:eastAsia="Times New Roman" w:hAnsi="Arial" w:cs="Times New Roman"/>
-          <w:sz w:val="24"/>
-          <w:szCs w:val="24"/>
-        </w:rPr>
-      </w:pPr>
-      <w:r>
-        <w:rPr>
-          <w:rFonts w:ascii="Arial" w:eastAsia="Times New Roman" w:hAnsi="Arial" w:cs="Times New Roman"/>
-          <w:sz w:val="24"/>
-          <w:szCs w:val="24"/>
-        </w:rPr>
-        <w:t xml:space="preserve">Inside the </w:t>
-      </w:r>
-      <w:r>
-        <w:rPr>
-          <w:rFonts w:ascii="Arial" w:eastAsia="Times New Roman" w:hAnsi="Arial" w:cs="Times New Roman"/>
-          <w:b/>
-          <w:bCs/>
-          <w:sz w:val="24"/>
-          <w:szCs w:val="24"/>
-        </w:rPr>
-        <w:t>CIW</w:t>
-      </w:r>
-      <w:r>
-        <w:rPr>
-          <w:rFonts w:ascii="Arial" w:eastAsia="Times New Roman" w:hAnsi="Arial" w:cs="Times New Roman"/>
-          <w:sz w:val="24"/>
-          <w:szCs w:val="24"/>
-        </w:rPr>
-        <w:t xml:space="preserve"> folder, create a personal folder with </w:t>
-      </w:r>
-      <w:r>
-        <w:rPr>
-          <w:rFonts w:ascii="Arial" w:eastAsia="Times New Roman" w:hAnsi="Arial" w:cs="Times New Roman"/>
-          <w:b/>
-          <w:bCs/>
-          <w:sz w:val="24"/>
-          <w:szCs w:val="24"/>
-        </w:rPr>
-        <w:t xml:space="preserve">your </w:t>
-      </w:r>
-      <w:r>
-        <w:rPr>
-          <w:rFonts w:ascii="Arial" w:eastAsia="Times New Roman" w:hAnsi="Arial" w:cs="Times New Roman"/>
-          <w:b/>
-          <w:bCs/>
-          <w:sz w:val="24"/>
-          <w:szCs w:val="24"/>
-        </w:rPr>
-        <w:t>last</w:t>
-      </w:r>
-      <w:r>
-        <w:rPr>
-          <w:rFonts w:ascii="Arial" w:eastAsia="Times New Roman" w:hAnsi="Arial" w:cs="Times New Roman"/>
-          <w:b/>
-          <w:bCs/>
-          <w:sz w:val="24"/>
-          <w:szCs w:val="24"/>
-        </w:rPr>
-        <w:t xml:space="preserve"> name + </w:t>
-      </w:r>
-      <w:r>
-        <w:rPr>
-          <w:rFonts w:ascii="Arial" w:eastAsia="Times New Roman" w:hAnsi="Arial" w:cs="Times New Roman"/>
-          <w:b/>
-          <w:bCs/>
-          <w:sz w:val="24"/>
-          <w:szCs w:val="24"/>
-        </w:rPr>
-        <w:t>first</w:t>
-      </w:r>
-      <w:r>
-        <w:rPr>
-          <w:rFonts w:ascii="Arial" w:eastAsia="Times New Roman" w:hAnsi="Arial" w:cs="Times New Roman"/>
-          <w:b/>
-          <w:bCs/>
-          <w:sz w:val="24"/>
-          <w:szCs w:val="24"/>
-        </w:rPr>
-        <w:t xml:space="preserve"> name combined, no spaces or hyphens</w:t>
-      </w:r>
-      <w:r>
-        <w:rPr>
-          <w:rFonts w:ascii="Arial" w:eastAsia="Times New Roman" w:hAnsi="Arial" w:cs="Times New Roman"/>
-          <w:sz w:val="24"/>
-          <w:szCs w:val="24"/>
-        </w:rPr>
-        <w:t>.</w:t>
-      </w:r>
-    </w:p>
-    <w:p>
-      <w:pPr>
-        <w:numPr>
-          <w:ilvl w:val="1"/>
-          <w:numId w:val="4"/>
-        </w:numPr>
-        <w:spacing w:before="100" w:beforeAutospacing="1" w:after="100" w:afterAutospacing="1" w:line="240" w:lineRule="auto"/>
-        <w:rPr>
-          <w:rFonts w:ascii="Arial" w:eastAsia="Times New Roman" w:hAnsi="Arial" w:cs="Times New Roman"/>
-          <w:sz w:val="24"/>
-          <w:szCs w:val="24"/>
-        </w:rPr>
-      </w:pPr>
-      <w:r>
-        <w:rPr>
-          <w:rFonts w:ascii="Arial" w:eastAsia="Times New Roman" w:hAnsi="Arial" w:cs="Times New Roman"/>
-          <w:sz w:val="24"/>
-          <w:szCs w:val="24"/>
-        </w:rPr>
-        <w:t>Use proper capitalization.</w:t>
-      </w:r>
-    </w:p>
-    <w:p>
-      <w:pPr>
-        <w:numPr>
-          <w:ilvl w:val="1"/>
-          <w:numId w:val="4"/>
-        </w:numPr>
-        <w:spacing w:before="100" w:beforeAutospacing="1" w:after="100" w:afterAutospacing="1" w:line="240" w:lineRule="auto"/>
-        <w:rPr>
-          <w:rFonts w:ascii="Arial" w:eastAsia="Times New Roman" w:hAnsi="Arial" w:cs="Times New Roman"/>
-          <w:sz w:val="24"/>
-          <w:szCs w:val="24"/>
-        </w:rPr>
-      </w:pPr>
-      <w:r>
-        <w:rPr>
-          <w:rFonts w:ascii="Arial" w:eastAsia="Times New Roman" w:hAnsi="Arial" w:cs="Times New Roman"/>
-          <w:sz w:val="24"/>
-          <w:szCs w:val="24"/>
-        </w:rPr>
         <w:t>Example:</w:t>
       </w:r>
       <w:r>
@@ -384,7 +345,17 @@
           <w:sz w:val="24"/>
           <w:szCs w:val="24"/>
         </w:rPr>
-        <w:t>Jingleheimer</w:t>
+        <w:t>Jingleheim</w:t>
+      </w:r>
+      <w:bookmarkStart w:id="0" w:name="_GoBack"/>
+      <w:bookmarkEnd w:id="0"/>
+      <w:r>
+        <w:rPr>
+          <w:rFonts w:ascii="Arial" w:eastAsia="Times New Roman" w:hAnsi="Arial" w:cs="Times New Roman"/>
+          <w:sz w:val="24"/>
+          <w:szCs w:val="24"/>
+        </w:rPr>
+        <w:t>er</w:t>
       </w:r>
       <w:proofErr w:type="spellEnd"/>
       <w:r>
@@ -438,8 +409,6 @@
         </w:rPr>
         <w:t>John</w:t>
       </w:r>
-      <w:bookmarkStart w:id="0" w:name="_GoBack"/>
-      <w:bookmarkEnd w:id="0"/>
       <w:proofErr w:type="spellEnd"/>
     </w:p>
     <w:p>
@@ -648,6 +617,14 @@
           <w:szCs w:val="24"/>
         </w:rPr>
         <w:br/>
+      </w:r>
+      <w:r>
+        <w:rPr>
+          <w:rFonts w:ascii="Arial" w:eastAsia="Times New Roman" w:hAnsi="Arial" w:cs="Times New Roman"/>
+          <w:sz w:val="24"/>
+          <w:szCs w:val="24"/>
+        </w:rPr>
+        <w:lastRenderedPageBreak/>
         <w:t xml:space="preserve">d. Complete all </w:t>
       </w:r>
       <w:r>
@@ -1022,7 +999,6 @@
           <w:sz w:val="24"/>
           <w:szCs w:val="24"/>
         </w:rPr>
-        <w:lastRenderedPageBreak/>
         <w:pict>
           <v:rect id="_x0000_i1028" style="width:0;height:1.5pt" o:hralign="center" o:hrstd="t" o:hr="t" fillcolor="#a0a0a0" stroked="f"/>
         </w:pict>
@@ -1123,6 +1099,7 @@
           <w:sz w:val="24"/>
           <w:szCs w:val="24"/>
         </w:rPr>
+        <w:lastRenderedPageBreak/>
         <w:t>Read</w:t>
       </w:r>
       <w:r>
@@ -1262,7 +1239,23 @@
           <w:sz w:val="24"/>
           <w:szCs w:val="24"/>
         </w:rPr>
-        <w:t xml:space="preserve"> inside the DocPac → CIW → </w:t>
+        <w:t xml:space="preserve"> inside the DocPac → </w:t>
+      </w:r>
+      <w:r>
+        <w:rPr>
+          <w:rFonts w:ascii="Arial" w:eastAsia="Times New Roman" w:hAnsi="Arial" w:cs="Times New Roman"/>
+          <w:sz w:val="24"/>
+          <w:szCs w:val="24"/>
+        </w:rPr>
+        <w:t>Chapter</w:t>
+      </w:r>
+      <w:r>
+        <w:rPr>
+          <w:rFonts w:ascii="Arial" w:eastAsia="Times New Roman" w:hAnsi="Arial" w:cs="Times New Roman"/>
+          <w:sz w:val="24"/>
+          <w:szCs w:val="24"/>
+        </w:rPr>
+        <w:t xml:space="preserve"> → </w:t>
       </w:r>
       <w:proofErr w:type="spellStart"/>
       <w:r>
@@ -1833,6 +1826,7 @@
           <w:sz w:val="24"/>
           <w:szCs w:val="24"/>
         </w:rPr>
+        <w:lastRenderedPageBreak/>
         <w:t>If your files are not placed correctly or slow down grading, points will be deducted.</w:t>
       </w:r>
       <w:r>
@@ -1847,7 +1841,7 @@
     </w:p>
     <w:p/>
     <w:sectPr>
-      <w:pgSz w:w="12240" w:h="15840"/>
+      <w:pgSz w:w="7920" w:h="12240" w:orient="landscape"/>
       <w:pgMar w:top="720" w:right="720" w:bottom="720" w:left="720" w:header="720" w:footer="720" w:gutter="0"/>
       <w:cols w:space="720"/>
       <w:docGrid w:linePitch="360"/>
